--- a/data/revised_2026-10_full/outputs/v2/Biology/SS3.2_Animal_Transport/Biology_Animal_Transport_CBE_LessonSequence.docx
+++ b/data/revised_2026-10_full/outputs/v2/Biology/SS3.2_Animal_Transport/Biology_Animal_Transport_CBE_LessonSequence.docx
@@ -2498,7 +2498,7 @@
         </w:rPr>
         <w:t xml:space="preserve">© 2026 SeaVuria and ARES. This work is licensed under a </w:t>
       </w:r>
-      <w:hyperlink w:history="1" r:id="rIdvf2vmdiwitgfqefrif2vc">
+      <w:hyperlink w:history="1" r:id="rIddwaguh8wachd4dahb5o4c">
         <w:r>
           <w:rPr>
             <w:rFonts w:ascii="Arial" w:cs="Arial" w:eastAsia="Arial" w:hAnsi="Arial"/>
@@ -2518,7 +2518,7 @@
         </w:rPr>
         <w:t xml:space="preserve"> (</w:t>
       </w:r>
-      <w:hyperlink w:history="1" r:id="rIdzkikd4qz2xc0wqwccodnz">
+      <w:hyperlink w:history="1" r:id="rIdwhlra26vojxhcifi0dk4l">
         <w:r>
           <w:rPr>
             <w:rFonts w:ascii="Arial" w:cs="Arial" w:eastAsia="Arial" w:hAnsi="Arial"/>
@@ -2538,7 +2538,7 @@
         </w:rPr>
         <w:t xml:space="preserve">). To view a copy of this license, visit </w:t>
       </w:r>
-      <w:hyperlink w:history="1" r:id="rId7nzdnvvnhrueim2rjdmgj">
+      <w:hyperlink w:history="1" r:id="rIdlqizjsq8fit3izjcd2oiq">
         <w:r>
           <w:rPr>
             <w:rFonts w:ascii="Arial" w:cs="Arial" w:eastAsia="Arial" w:hAnsi="Arial"/>
@@ -3577,7 +3577,7 @@
             <w:pPr>
               <w:spacing w:after="20" w:before="0"/>
             </w:pPr>
-            <w:hyperlink w:history="1" r:id="rIdluisrvtqjnh3s-etnyesb">
+            <w:hyperlink w:history="1" r:id="rIdghbuhshaybmeunf8gpnou">
               <w:r>
                 <w:rPr>
                   <w:rFonts w:ascii="Arial" w:cs="Arial" w:eastAsia="Arial" w:hAnsi="Arial"/>
@@ -3610,7 +3610,7 @@
               <w:spacing w:after="10" w:before="0"/>
               <w:ind w:left="120"/>
             </w:pPr>
-            <w:hyperlink w:history="1" r:id="rIdxovcso0z4qoferu8cyxwk">
+            <w:hyperlink w:history="1" r:id="rIdgwycrfzmt7jmzrhe88mzl">
               <w:r>
                 <w:rPr>
                   <w:rFonts w:ascii="Arial" w:cs="Arial" w:eastAsia="Arial" w:hAnsi="Arial"/>
@@ -3655,7 +3655,7 @@
             <w:pPr>
               <w:spacing w:after="20" w:before="0"/>
             </w:pPr>
-            <w:hyperlink w:history="1" r:id="rIdfr3eibidx8ymuup5pcjh4">
+            <w:hyperlink w:history="1" r:id="rIdqys4dnbdxsph1tszb-tdq">
               <w:r>
                 <w:rPr>
                   <w:rFonts w:ascii="Arial" w:cs="Arial" w:eastAsia="Arial" w:hAnsi="Arial"/>
@@ -3688,7 +3688,7 @@
               <w:spacing w:after="10" w:before="0"/>
               <w:ind w:left="120"/>
             </w:pPr>
-            <w:hyperlink w:history="1" r:id="rIdeodsozkuuxnsqhaxup1to">
+            <w:hyperlink w:history="1" r:id="rIdij9yznfpko4v0e13wyp0p">
               <w:r>
                 <w:rPr>
                   <w:rFonts w:ascii="Arial" w:cs="Arial" w:eastAsia="Arial" w:hAnsi="Arial"/>
@@ -3888,7 +3888,7 @@
             <w:pPr>
               <w:spacing w:after="20" w:before="0"/>
             </w:pPr>
-            <w:hyperlink w:history="1" r:id="rIdgbumajd2gbeazn4fhtbcj">
+            <w:hyperlink w:history="1" r:id="rIdd97xh6pkxn1uq2xqkboc8">
               <w:r>
                 <w:rPr>
                   <w:rFonts w:ascii="Arial" w:cs="Arial" w:eastAsia="Arial" w:hAnsi="Arial"/>
@@ -3921,7 +3921,7 @@
               <w:spacing w:after="10" w:before="0"/>
               <w:ind w:left="120"/>
             </w:pPr>
-            <w:hyperlink w:history="1" r:id="rIdb68tsrrngsbrer9baz2-k">
+            <w:hyperlink w:history="1" r:id="rId-ywvp1hr5abt0yscyunsr">
               <w:r>
                 <w:rPr>
                   <w:rFonts w:ascii="Arial" w:cs="Arial" w:eastAsia="Arial" w:hAnsi="Arial"/>
@@ -3966,7 +3966,7 @@
             <w:pPr>
               <w:spacing w:after="20" w:before="0"/>
             </w:pPr>
-            <w:hyperlink w:history="1" r:id="rIdvfdd_d7reilwdx59bnfqd">
+            <w:hyperlink w:history="1" r:id="rIdqa6hkr2enyw3jenrnh0cg">
               <w:r>
                 <w:rPr>
                   <w:rFonts w:ascii="Arial" w:cs="Arial" w:eastAsia="Arial" w:hAnsi="Arial"/>
@@ -3999,7 +3999,7 @@
               <w:spacing w:after="10" w:before="0"/>
               <w:ind w:left="120"/>
             </w:pPr>
-            <w:hyperlink w:history="1" r:id="rIdi80ir-mbzns8z2sgfhxr9">
+            <w:hyperlink w:history="1" r:id="rIdspq8lbgj-fonapiembgmp">
               <w:r>
                 <w:rPr>
                   <w:rFonts w:ascii="Arial" w:cs="Arial" w:eastAsia="Arial" w:hAnsi="Arial"/>
@@ -4199,7 +4199,7 @@
             <w:pPr>
               <w:spacing w:after="20" w:before="0"/>
             </w:pPr>
-            <w:hyperlink w:history="1" r:id="rId_trdqn719ccqkiqtly08j">
+            <w:hyperlink w:history="1" r:id="rIdfgemlpwihyko1vy1thip-">
               <w:r>
                 <w:rPr>
                   <w:rFonts w:ascii="Arial" w:cs="Arial" w:eastAsia="Arial" w:hAnsi="Arial"/>
@@ -4232,7 +4232,7 @@
               <w:spacing w:after="10" w:before="0"/>
               <w:ind w:left="120"/>
             </w:pPr>
-            <w:hyperlink w:history="1" r:id="rId2cytep46ous02vayaioez">
+            <w:hyperlink w:history="1" r:id="rIduqszkmsqcs04jncf8wxrm">
               <w:r>
                 <w:rPr>
                   <w:rFonts w:ascii="Arial" w:cs="Arial" w:eastAsia="Arial" w:hAnsi="Arial"/>
@@ -4277,7 +4277,7 @@
             <w:pPr>
               <w:spacing w:after="20" w:before="0"/>
             </w:pPr>
-            <w:hyperlink w:history="1" r:id="rIdpvjph_axtjgqozkbrytfc">
+            <w:hyperlink w:history="1" r:id="rIdk6svzwzhjgakknoebxjll">
               <w:r>
                 <w:rPr>
                   <w:rFonts w:ascii="Arial" w:cs="Arial" w:eastAsia="Arial" w:hAnsi="Arial"/>
@@ -4310,7 +4310,7 @@
               <w:spacing w:after="10" w:before="0"/>
               <w:ind w:left="120"/>
             </w:pPr>
-            <w:hyperlink w:history="1" r:id="rIdlwujr5p9dyexeflqjm6p5">
+            <w:hyperlink w:history="1" r:id="rIdasbcmz3m-ubuor_wvjucf">
               <w:r>
                 <w:rPr>
                   <w:rFonts w:ascii="Arial" w:cs="Arial" w:eastAsia="Arial" w:hAnsi="Arial"/>
@@ -4510,7 +4510,7 @@
             <w:pPr>
               <w:spacing w:after="20" w:before="0"/>
             </w:pPr>
-            <w:hyperlink w:history="1" r:id="rIdkgyszzii9ejlmcjy4y-ws">
+            <w:hyperlink w:history="1" r:id="rIdyl5mbpheprhdnu7tpw1we">
               <w:r>
                 <w:rPr>
                   <w:rFonts w:ascii="Arial" w:cs="Arial" w:eastAsia="Arial" w:hAnsi="Arial"/>
@@ -4543,7 +4543,7 @@
               <w:spacing w:after="10" w:before="0"/>
               <w:ind w:left="120"/>
             </w:pPr>
-            <w:hyperlink w:history="1" r:id="rIdh25mampovjkuxmybdio3f">
+            <w:hyperlink w:history="1" r:id="rIdmrrbvxikcdlfe1azamiec">
               <w:r>
                 <w:rPr>
                   <w:rFonts w:ascii="Arial" w:cs="Arial" w:eastAsia="Arial" w:hAnsi="Arial"/>
@@ -4588,7 +4588,7 @@
             <w:pPr>
               <w:spacing w:after="20" w:before="0"/>
             </w:pPr>
-            <w:hyperlink w:history="1" r:id="rIdhhsxuxawiqxqu0t4tdlja">
+            <w:hyperlink w:history="1" r:id="rIdcaqdghh72j3h3wcjzud1y">
               <w:r>
                 <w:rPr>
                   <w:rFonts w:ascii="Arial" w:cs="Arial" w:eastAsia="Arial" w:hAnsi="Arial"/>
@@ -4621,7 +4621,7 @@
               <w:spacing w:after="10" w:before="0"/>
               <w:ind w:left="120"/>
             </w:pPr>
-            <w:hyperlink w:history="1" r:id="rIdjwp_hi9dimjcuhgj8d94q">
+            <w:hyperlink w:history="1" r:id="rIdfrr_xppwu6kiuaj2m2-u-">
               <w:r>
                 <w:rPr>
                   <w:rFonts w:ascii="Arial" w:cs="Arial" w:eastAsia="Arial" w:hAnsi="Arial"/>
@@ -4821,7 +4821,7 @@
             <w:pPr>
               <w:spacing w:after="20" w:before="0"/>
             </w:pPr>
-            <w:hyperlink w:history="1" r:id="rIdqq9ppvujwhwqtbzi9_qdk">
+            <w:hyperlink w:history="1" r:id="rIdqkgm1nwmbtny2qofhxxfp">
               <w:r>
                 <w:rPr>
                   <w:rFonts w:ascii="Arial" w:cs="Arial" w:eastAsia="Arial" w:hAnsi="Arial"/>
@@ -4854,7 +4854,7 @@
               <w:spacing w:after="10" w:before="0"/>
               <w:ind w:left="120"/>
             </w:pPr>
-            <w:hyperlink w:history="1" r:id="rIdmng3ukjhjtimkgd9tbgyh">
+            <w:hyperlink w:history="1" r:id="rIdvpf7d1yihkkxitxug3xo9">
               <w:r>
                 <w:rPr>
                   <w:rFonts w:ascii="Arial" w:cs="Arial" w:eastAsia="Arial" w:hAnsi="Arial"/>
@@ -4899,7 +4899,7 @@
             <w:pPr>
               <w:spacing w:after="20" w:before="0"/>
             </w:pPr>
-            <w:hyperlink w:history="1" r:id="rIduaqfk4h1tah3y8x3tyau1">
+            <w:hyperlink w:history="1" r:id="rIdtet22ezf_nlv2cl6rk_gy">
               <w:r>
                 <w:rPr>
                   <w:rFonts w:ascii="Arial" w:cs="Arial" w:eastAsia="Arial" w:hAnsi="Arial"/>
@@ -4948,7 +4948,7 @@
               <w:spacing w:after="10" w:before="0"/>
               <w:ind w:left="120"/>
             </w:pPr>
-            <w:hyperlink w:history="1" r:id="rIdgkpdtjuf7igk0gglho2sp">
+            <w:hyperlink w:history="1" r:id="rIdyqc_vzvlwokr3kvzqracm">
               <w:r>
                 <w:rPr>
                   <w:rFonts w:ascii="Arial" w:cs="Arial" w:eastAsia="Arial" w:hAnsi="Arial"/>
@@ -5473,7 +5473,7 @@
         </w:rPr>
         <w:t xml:space="preserve">© 2026 SeaVuria and ARES. Aligned with KICD objectives. Developed by SeaVuria; technical implementation by ARES (with AI assistance from Claude). Licensed under </w:t>
       </w:r>
-      <w:hyperlink w:history="1" r:id="rIdsryhib3fezrjassmsdkbg">
+      <w:hyperlink w:history="1" r:id="rIdtziiww5m2eyeaooclpqub">
         <w:r>
           <w:rPr>
             <w:rFonts w:ascii="Arial" w:cs="Arial" w:eastAsia="Arial" w:hAnsi="Arial"/>
@@ -5494,7 +5494,7 @@
         </w:rPr>
         <w:t xml:space="preserve"> (</w:t>
       </w:r>
-      <w:hyperlink w:history="1" r:id="rIdeaf8earcratwuvcm1dxsl">
+      <w:hyperlink w:history="1" r:id="rId5k7zojsnyy1lqz_htyycx">
         <w:r>
           <w:rPr>
             <w:rFonts w:ascii="Arial" w:cs="Arial" w:eastAsia="Arial" w:hAnsi="Arial"/>
@@ -6534,7 +6534,7 @@
             <w:pPr>
               <w:spacing w:after="20" w:before="0"/>
             </w:pPr>
-            <w:hyperlink w:history="1" r:id="rIdchlib_citdqea2d2dnxmb">
+            <w:hyperlink w:history="1" r:id="rIdcqeqisza5lvzmed7chzmp">
               <w:r>
                 <w:rPr>
                   <w:rFonts w:ascii="Arial" w:cs="Arial" w:eastAsia="Arial" w:hAnsi="Arial"/>
@@ -6567,7 +6567,7 @@
               <w:spacing w:after="10" w:before="0"/>
               <w:ind w:left="120"/>
             </w:pPr>
-            <w:hyperlink w:history="1" r:id="rIdij9frzt-ugprd-sn5lrmu">
+            <w:hyperlink w:history="1" r:id="rIdzbopgskw2b2chg7t7z9ec">
               <w:r>
                 <w:rPr>
                   <w:rFonts w:ascii="Arial" w:cs="Arial" w:eastAsia="Arial" w:hAnsi="Arial"/>
@@ -6629,7 +6629,7 @@
               <w:spacing w:after="10" w:before="0"/>
               <w:ind w:left="120"/>
             </w:pPr>
-            <w:hyperlink w:history="1" r:id="rIdsqba9frsyao_ewvjnx-bo">
+            <w:hyperlink w:history="1" r:id="rIdod3iik-rfair74r5rq6zq">
               <w:r>
                 <w:rPr>
                   <w:rFonts w:ascii="Arial" w:cs="Arial" w:eastAsia="Arial" w:hAnsi="Arial"/>
@@ -6924,7 +6924,7 @@
             <w:pPr>
               <w:spacing w:after="20" w:before="0"/>
             </w:pPr>
-            <w:hyperlink w:history="1" r:id="rIdcv6hp-jgxfs3bwlnjtgri">
+            <w:hyperlink w:history="1" r:id="rIddlxuo1jovqisuxjhbvjgq">
               <w:r>
                 <w:rPr>
                   <w:rFonts w:ascii="Arial" w:cs="Arial" w:eastAsia="Arial" w:hAnsi="Arial"/>
@@ -6957,7 +6957,7 @@
               <w:spacing w:after="10" w:before="0"/>
               <w:ind w:left="120"/>
             </w:pPr>
-            <w:hyperlink w:history="1" r:id="rId5r71njlmzaldex_4nb2sv">
+            <w:hyperlink w:history="1" r:id="rIdrvumhhygon8hhkqcxs7af">
               <w:r>
                 <w:rPr>
                   <w:rFonts w:ascii="Arial" w:cs="Arial" w:eastAsia="Arial" w:hAnsi="Arial"/>
@@ -7019,7 +7019,7 @@
               <w:spacing w:after="10" w:before="0"/>
               <w:ind w:left="120"/>
             </w:pPr>
-            <w:hyperlink w:history="1" r:id="rIdjb-p5oovmc2n-rtqpqmum">
+            <w:hyperlink w:history="1" r:id="rIdcuiisumqpxqg7_s4egeas">
               <w:r>
                 <w:rPr>
                   <w:rFonts w:ascii="Arial" w:cs="Arial" w:eastAsia="Arial" w:hAnsi="Arial"/>
@@ -7454,7 +7454,7 @@
             <w:pPr>
               <w:spacing w:after="20" w:before="0"/>
             </w:pPr>
-            <w:hyperlink w:history="1" r:id="rIdfzfsinvaracjswlmrhn5o">
+            <w:hyperlink w:history="1" r:id="rIdkamzvipk1yh7h7cgez745">
               <w:r>
                 <w:rPr>
                   <w:rFonts w:ascii="Arial" w:cs="Arial" w:eastAsia="Arial" w:hAnsi="Arial"/>
@@ -7487,7 +7487,7 @@
               <w:spacing w:after="10" w:before="0"/>
               <w:ind w:left="120"/>
             </w:pPr>
-            <w:hyperlink w:history="1" r:id="rIdnz4kt79xlkiaeas0jicm4">
+            <w:hyperlink w:history="1" r:id="rIdx1esgghk1_vbxogdebvg0">
               <w:r>
                 <w:rPr>
                   <w:rFonts w:ascii="Arial" w:cs="Arial" w:eastAsia="Arial" w:hAnsi="Arial"/>
@@ -7549,7 +7549,7 @@
               <w:spacing w:after="10" w:before="0"/>
               <w:ind w:left="120"/>
             </w:pPr>
-            <w:hyperlink w:history="1" r:id="rIdmcpxhrnmdxvjtpxobvyoo">
+            <w:hyperlink w:history="1" r:id="rIdaxpk_ybs41jlismprw_2d">
               <w:r>
                 <w:rPr>
                   <w:rFonts w:ascii="Arial" w:cs="Arial" w:eastAsia="Arial" w:hAnsi="Arial"/>
@@ -7944,7 +7944,7 @@
             <w:pPr>
               <w:spacing w:after="20" w:before="0"/>
             </w:pPr>
-            <w:hyperlink w:history="1" r:id="rId-zrafvax1ztol85yuanrg">
+            <w:hyperlink w:history="1" r:id="rIdaohr0dqq9yu-xnu1goy3y">
               <w:r>
                 <w:rPr>
                   <w:rFonts w:ascii="Arial" w:cs="Arial" w:eastAsia="Arial" w:hAnsi="Arial"/>
@@ -7977,7 +7977,7 @@
               <w:spacing w:after="10" w:before="0"/>
               <w:ind w:left="120"/>
             </w:pPr>
-            <w:hyperlink w:history="1" r:id="rIdoncteox6zgnyxrw-qsqg3">
+            <w:hyperlink w:history="1" r:id="rIddnp0qtukuxujv3igc129w">
               <w:r>
                 <w:rPr>
                   <w:rFonts w:ascii="Arial" w:cs="Arial" w:eastAsia="Arial" w:hAnsi="Arial"/>
@@ -8039,7 +8039,7 @@
               <w:spacing w:after="10" w:before="0"/>
               <w:ind w:left="120"/>
             </w:pPr>
-            <w:hyperlink w:history="1" r:id="rIdobdkiddxjjmvmrlteiolk">
+            <w:hyperlink w:history="1" r:id="rIdmndrenl2-svkgsxavrlwz">
               <w:r>
                 <w:rPr>
                   <w:rFonts w:ascii="Arial" w:cs="Arial" w:eastAsia="Arial" w:hAnsi="Arial"/>
@@ -8394,7 +8394,7 @@
             <w:pPr>
               <w:spacing w:after="20" w:before="0"/>
             </w:pPr>
-            <w:hyperlink w:history="1" r:id="rIdco1fgbjzbnxgjht7th1ra">
+            <w:hyperlink w:history="1" r:id="rIdzf0xyt6pa6g3iqzen4xcu">
               <w:r>
                 <w:rPr>
                   <w:rFonts w:ascii="Arial" w:cs="Arial" w:eastAsia="Arial" w:hAnsi="Arial"/>
@@ -8443,7 +8443,7 @@
               <w:spacing w:after="10" w:before="0"/>
               <w:ind w:left="120"/>
             </w:pPr>
-            <w:hyperlink w:history="1" r:id="rIdofp6ugp06m4dcuufeyy9k">
+            <w:hyperlink w:history="1" r:id="rIdqwzrwppdoqc_0ds5ndmj3">
               <w:r>
                 <w:rPr>
                   <w:rFonts w:ascii="Arial" w:cs="Arial" w:eastAsia="Arial" w:hAnsi="Arial"/>
@@ -8505,7 +8505,7 @@
               <w:spacing w:after="10" w:before="0"/>
               <w:ind w:left="120"/>
             </w:pPr>
-            <w:hyperlink w:history="1" r:id="rIdwq373obxaebz_l3tdsymz">
+            <w:hyperlink w:history="1" r:id="rIdxrq49nwnvssfdascnywgd">
               <w:r>
                 <w:rPr>
                   <w:rFonts w:ascii="Arial" w:cs="Arial" w:eastAsia="Arial" w:hAnsi="Arial"/>
@@ -9365,7 +9365,7 @@
         </w:rPr>
         <w:t xml:space="preserve">© 2026 SeaVuria and ARES. Aligned with KICD objectives. Developed by SeaVuria; technical implementation by ARES (with AI assistance from Claude). Licensed under </w:t>
       </w:r>
-      <w:hyperlink w:history="1" r:id="rIdvcenpqslbpqjocxs20kt7">
+      <w:hyperlink w:history="1" r:id="rIdv6xslbjoqv14uy-5-pb-c">
         <w:r>
           <w:rPr>
             <w:rFonts w:ascii="Arial" w:cs="Arial" w:eastAsia="Arial" w:hAnsi="Arial"/>
@@ -9386,7 +9386,7 @@
         </w:rPr>
         <w:t xml:space="preserve"> (</w:t>
       </w:r>
-      <w:hyperlink w:history="1" r:id="rIdgvmnyfradcw4p0bug3oid">
+      <w:hyperlink w:history="1" r:id="rIdda9pgmz2bl3qcjpqac1mb">
         <w:r>
           <w:rPr>
             <w:rFonts w:ascii="Arial" w:cs="Arial" w:eastAsia="Arial" w:hAnsi="Arial"/>
@@ -10443,7 +10443,7 @@
               <w:spacing w:after="10" w:before="0"/>
               <w:ind w:left="120"/>
             </w:pPr>
-            <w:hyperlink w:history="1" r:id="rIdd36llthaodfbrhnrqwllf">
+            <w:hyperlink w:history="1" r:id="rIde9l-oy5zo2jdgsy8mqfdl">
               <w:r>
                 <w:rPr>
                   <w:rFonts w:ascii="Arial" w:cs="Arial" w:eastAsia="Arial" w:hAnsi="Arial"/>
@@ -10520,7 +10520,7 @@
               <w:spacing w:after="10" w:before="0"/>
               <w:ind w:left="120"/>
             </w:pPr>
-            <w:hyperlink w:history="1" r:id="rIdubvdo6nout6r-nh9pcase">
+            <w:hyperlink w:history="1" r:id="rId-eraksgnjnodrr6avljj5">
               <w:r>
                 <w:rPr>
                   <w:rFonts w:ascii="Arial" w:cs="Arial" w:eastAsia="Arial" w:hAnsi="Arial"/>
@@ -10752,7 +10752,7 @@
               <w:spacing w:after="10" w:before="0"/>
               <w:ind w:left="120"/>
             </w:pPr>
-            <w:hyperlink w:history="1" r:id="rIdjhzi6-p7qg9z9tir9nxsj">
+            <w:hyperlink w:history="1" r:id="rIdreuwavmil_kqm37aiucqd">
               <w:r>
                 <w:rPr>
                   <w:rFonts w:ascii="Arial" w:cs="Arial" w:eastAsia="Arial" w:hAnsi="Arial"/>
@@ -10829,7 +10829,7 @@
               <w:spacing w:after="10" w:before="0"/>
               <w:ind w:left="120"/>
             </w:pPr>
-            <w:hyperlink w:history="1" r:id="rIdu7ijxe6gkpi15uulnnuxw">
+            <w:hyperlink w:history="1" r:id="rIdda3wbwq_xfovj32vwyke6">
               <w:r>
                 <w:rPr>
                   <w:rFonts w:ascii="Arial" w:cs="Arial" w:eastAsia="Arial" w:hAnsi="Arial"/>
@@ -11061,7 +11061,7 @@
               <w:spacing w:after="10" w:before="0"/>
               <w:ind w:left="120"/>
             </w:pPr>
-            <w:hyperlink w:history="1" r:id="rIdyn3a2no9np_n0snhjutgz">
+            <w:hyperlink w:history="1" r:id="rIded9qfbowxetf1wsci6mp8">
               <w:r>
                 <w:rPr>
                   <w:rFonts w:ascii="Arial" w:cs="Arial" w:eastAsia="Arial" w:hAnsi="Arial"/>
@@ -11138,7 +11138,7 @@
               <w:spacing w:after="10" w:before="0"/>
               <w:ind w:left="120"/>
             </w:pPr>
-            <w:hyperlink w:history="1" r:id="rIdxknjvfpqdr8ebuheizvbr">
+            <w:hyperlink w:history="1" r:id="rIdh-wfdlaywekqbam5ytqcj">
               <w:r>
                 <w:rPr>
                   <w:rFonts w:ascii="Arial" w:cs="Arial" w:eastAsia="Arial" w:hAnsi="Arial"/>
@@ -11370,7 +11370,7 @@
               <w:spacing w:after="10" w:before="0"/>
               <w:ind w:left="120"/>
             </w:pPr>
-            <w:hyperlink w:history="1" r:id="rIdn32szm7frbxewbzwcl0kh">
+            <w:hyperlink w:history="1" r:id="rIdsuihzq_gv8zk86ib0as6d">
               <w:r>
                 <w:rPr>
                   <w:rFonts w:ascii="Arial" w:cs="Arial" w:eastAsia="Arial" w:hAnsi="Arial"/>
@@ -11447,7 +11447,7 @@
               <w:spacing w:after="10" w:before="0"/>
               <w:ind w:left="120"/>
             </w:pPr>
-            <w:hyperlink w:history="1" r:id="rIddubns56kt1_qdaihqp8xg">
+            <w:hyperlink w:history="1" r:id="rIdnfsr6tqstshb2ukb3bpuz">
               <w:r>
                 <w:rPr>
                   <w:rFonts w:ascii="Arial" w:cs="Arial" w:eastAsia="Arial" w:hAnsi="Arial"/>
@@ -11679,7 +11679,7 @@
               <w:spacing w:after="10" w:before="0"/>
               <w:ind w:left="120"/>
             </w:pPr>
-            <w:hyperlink w:history="1" r:id="rId3cpiwnoh0njig_aw6j1d5">
+            <w:hyperlink w:history="1" r:id="rId4pwyihrwkwio-yoyjjxof">
               <w:r>
                 <w:rPr>
                   <w:rFonts w:ascii="Arial" w:cs="Arial" w:eastAsia="Arial" w:hAnsi="Arial"/>
@@ -11756,7 +11756,7 @@
               <w:spacing w:after="10" w:before="0"/>
               <w:ind w:left="120"/>
             </w:pPr>
-            <w:hyperlink w:history="1" r:id="rIdvsnppnopu8jb2epbrojok">
+            <w:hyperlink w:history="1" r:id="rId2zjuvt9_fjyopw3w1_mol">
               <w:r>
                 <w:rPr>
                   <w:rFonts w:ascii="Arial" w:cs="Arial" w:eastAsia="Arial" w:hAnsi="Arial"/>
@@ -12296,7 +12296,7 @@
         </w:rPr>
         <w:t xml:space="preserve">© 2026 SeaVuria and ARES. Aligned with KICD objectives. Developed by SeaVuria; technical implementation by ARES (with AI assistance from Claude). Licensed under </w:t>
       </w:r>
-      <w:hyperlink w:history="1" r:id="rIdelxmvjtnfmvey2troh60e">
+      <w:hyperlink w:history="1" r:id="rIdx1w7cqad8giwcsm40gclm">
         <w:r>
           <w:rPr>
             <w:rFonts w:ascii="Arial" w:cs="Arial" w:eastAsia="Arial" w:hAnsi="Arial"/>
@@ -12317,7 +12317,7 @@
         </w:rPr>
         <w:t xml:space="preserve"> (</w:t>
       </w:r>
-      <w:hyperlink w:history="1" r:id="rIdqqwi_ltpddpcjzfc2diqe">
+      <w:hyperlink w:history="1" r:id="rIdrcx20ezf2nfzl94nvlkeq">
         <w:r>
           <w:rPr>
             <w:rFonts w:ascii="Arial" w:cs="Arial" w:eastAsia="Arial" w:hAnsi="Arial"/>
@@ -13374,7 +13374,7 @@
               <w:spacing w:after="10" w:before="0"/>
               <w:ind w:left="120"/>
             </w:pPr>
-            <w:hyperlink w:history="1" r:id="rIdejxphqommddmjimwfywu-">
+            <w:hyperlink w:history="1" r:id="rIdzca6mgraeu9o98jjqmeji">
               <w:r>
                 <w:rPr>
                   <w:rFonts w:ascii="Arial" w:cs="Arial" w:eastAsia="Arial" w:hAnsi="Arial"/>
@@ -13451,7 +13451,7 @@
               <w:spacing w:after="10" w:before="0"/>
               <w:ind w:left="120"/>
             </w:pPr>
-            <w:hyperlink w:history="1" r:id="rId26ul7crb4vs_eyibxba2d">
+            <w:hyperlink w:history="1" r:id="rIdthvgidmzr-797v84s-lym">
               <w:r>
                 <w:rPr>
                   <w:rFonts w:ascii="Arial" w:cs="Arial" w:eastAsia="Arial" w:hAnsi="Arial"/>
@@ -13683,7 +13683,7 @@
               <w:spacing w:after="10" w:before="0"/>
               <w:ind w:left="120"/>
             </w:pPr>
-            <w:hyperlink w:history="1" r:id="rIdr1huk3mgcdf2xph6fpd4w">
+            <w:hyperlink w:history="1" r:id="rIdb1szuemdo__t6kgqogy1o">
               <w:r>
                 <w:rPr>
                   <w:rFonts w:ascii="Arial" w:cs="Arial" w:eastAsia="Arial" w:hAnsi="Arial"/>
@@ -13760,7 +13760,7 @@
               <w:spacing w:after="10" w:before="0"/>
               <w:ind w:left="120"/>
             </w:pPr>
-            <w:hyperlink w:history="1" r:id="rIdq8zrlw7_vebpuh2xfjeni">
+            <w:hyperlink w:history="1" r:id="rId_bj2n27kkhycirgudfx0m">
               <w:r>
                 <w:rPr>
                   <w:rFonts w:ascii="Arial" w:cs="Arial" w:eastAsia="Arial" w:hAnsi="Arial"/>
@@ -13992,7 +13992,7 @@
               <w:spacing w:after="10" w:before="0"/>
               <w:ind w:left="120"/>
             </w:pPr>
-            <w:hyperlink w:history="1" r:id="rId88e1b2klpsowsccucjg21">
+            <w:hyperlink w:history="1" r:id="rId9rqitc92mazbhufmzdvki">
               <w:r>
                 <w:rPr>
                   <w:rFonts w:ascii="Arial" w:cs="Arial" w:eastAsia="Arial" w:hAnsi="Arial"/>
@@ -14069,7 +14069,7 @@
               <w:spacing w:after="10" w:before="0"/>
               <w:ind w:left="120"/>
             </w:pPr>
-            <w:hyperlink w:history="1" r:id="rIdxchaasb94bt8c_fegkfyx">
+            <w:hyperlink w:history="1" r:id="rIdroa9wrqanjwiynljy-cpc">
               <w:r>
                 <w:rPr>
                   <w:rFonts w:ascii="Arial" w:cs="Arial" w:eastAsia="Arial" w:hAnsi="Arial"/>
@@ -14301,7 +14301,7 @@
               <w:spacing w:after="10" w:before="0"/>
               <w:ind w:left="120"/>
             </w:pPr>
-            <w:hyperlink w:history="1" r:id="rIddgwrhpe8ejza6e9zfghvx">
+            <w:hyperlink w:history="1" r:id="rIdeojmd0arwbybncozo3psy">
               <w:r>
                 <w:rPr>
                   <w:rFonts w:ascii="Arial" w:cs="Arial" w:eastAsia="Arial" w:hAnsi="Arial"/>
@@ -14378,7 +14378,7 @@
               <w:spacing w:after="10" w:before="0"/>
               <w:ind w:left="120"/>
             </w:pPr>
-            <w:hyperlink w:history="1" r:id="rId6pm95axavmjxh2cgdqa-m">
+            <w:hyperlink w:history="1" r:id="rIdh3ejk53oemqkbq61gmwp_">
               <w:r>
                 <w:rPr>
                   <w:rFonts w:ascii="Arial" w:cs="Arial" w:eastAsia="Arial" w:hAnsi="Arial"/>
@@ -14610,7 +14610,7 @@
               <w:spacing w:after="10" w:before="0"/>
               <w:ind w:left="120"/>
             </w:pPr>
-            <w:hyperlink w:history="1" r:id="rIdqdzy9osgf8u9itlvrxnp0">
+            <w:hyperlink w:history="1" r:id="rIdht68_xdlcbvinbvmxfafl">
               <w:r>
                 <w:rPr>
                   <w:rFonts w:ascii="Arial" w:cs="Arial" w:eastAsia="Arial" w:hAnsi="Arial"/>
@@ -14687,7 +14687,7 @@
               <w:spacing w:after="10" w:before="0"/>
               <w:ind w:left="120"/>
             </w:pPr>
-            <w:hyperlink w:history="1" r:id="rId5va354pusqughh59arsxh">
+            <w:hyperlink w:history="1" r:id="rIdeogrqqf4t8kj02y7hkeav">
               <w:r>
                 <w:rPr>
                   <w:rFonts w:ascii="Arial" w:cs="Arial" w:eastAsia="Arial" w:hAnsi="Arial"/>
@@ -15227,7 +15227,7 @@
         </w:rPr>
         <w:t xml:space="preserve">© 2026 SeaVuria and ARES. Aligned with KICD objectives. Developed by SeaVuria; technical implementation by ARES (with AI assistance from Claude). Licensed under </w:t>
       </w:r>
-      <w:hyperlink w:history="1" r:id="rIddtyow1gq03pxgm1gn8ukt">
+      <w:hyperlink w:history="1" r:id="rIdzv3ro7lqtgbo9tybtbvki">
         <w:r>
           <w:rPr>
             <w:rFonts w:ascii="Arial" w:cs="Arial" w:eastAsia="Arial" w:hAnsi="Arial"/>
@@ -15248,7 +15248,7 @@
         </w:rPr>
         <w:t xml:space="preserve"> (</w:t>
       </w:r>
-      <w:hyperlink w:history="1" r:id="rIdtemw9uhkh-14bp99oit0o">
+      <w:hyperlink w:history="1" r:id="rIdzsqrgkqupovem60qu0syb">
         <w:r>
           <w:rPr>
             <w:rFonts w:ascii="Arial" w:cs="Arial" w:eastAsia="Arial" w:hAnsi="Arial"/>
@@ -16305,7 +16305,7 @@
               <w:spacing w:after="10" w:before="0"/>
               <w:ind w:left="120"/>
             </w:pPr>
-            <w:hyperlink w:history="1" r:id="rIdts8poe1ywrq8l-opixoj7">
+            <w:hyperlink w:history="1" r:id="rIdhtofkjzf9rfcqc3ekutb7">
               <w:r>
                 <w:rPr>
                   <w:rFonts w:ascii="Arial" w:cs="Arial" w:eastAsia="Arial" w:hAnsi="Arial"/>
@@ -16382,7 +16382,7 @@
               <w:spacing w:after="10" w:before="0"/>
               <w:ind w:left="120"/>
             </w:pPr>
-            <w:hyperlink w:history="1" r:id="rIdmfrpdr44ofmwk3unkxryh">
+            <w:hyperlink w:history="1" r:id="rIdya3h4ul84fjwgcf71_kpr">
               <w:r>
                 <w:rPr>
                   <w:rFonts w:ascii="Arial" w:cs="Arial" w:eastAsia="Arial" w:hAnsi="Arial"/>
@@ -16614,7 +16614,7 @@
               <w:spacing w:after="10" w:before="0"/>
               <w:ind w:left="120"/>
             </w:pPr>
-            <w:hyperlink w:history="1" r:id="rIdglr8athcjaskajsqajaur">
+            <w:hyperlink w:history="1" r:id="rIdftpzsellpoxvbiphj_e2u">
               <w:r>
                 <w:rPr>
                   <w:rFonts w:ascii="Arial" w:cs="Arial" w:eastAsia="Arial" w:hAnsi="Arial"/>
@@ -16691,7 +16691,7 @@
               <w:spacing w:after="10" w:before="0"/>
               <w:ind w:left="120"/>
             </w:pPr>
-            <w:hyperlink w:history="1" r:id="rIdc-gfy4burokdomt07jn6j">
+            <w:hyperlink w:history="1" r:id="rId4wfjfogqtootfni7ev5jo">
               <w:r>
                 <w:rPr>
                   <w:rFonts w:ascii="Arial" w:cs="Arial" w:eastAsia="Arial" w:hAnsi="Arial"/>
@@ -16923,7 +16923,7 @@
               <w:spacing w:after="10" w:before="0"/>
               <w:ind w:left="120"/>
             </w:pPr>
-            <w:hyperlink w:history="1" r:id="rIdgofga4auopf4ck1auw-5b">
+            <w:hyperlink w:history="1" r:id="rIdyq_bt-2ok6b7-qe8vhome">
               <w:r>
                 <w:rPr>
                   <w:rFonts w:ascii="Arial" w:cs="Arial" w:eastAsia="Arial" w:hAnsi="Arial"/>
@@ -17000,7 +17000,7 @@
               <w:spacing w:after="10" w:before="0"/>
               <w:ind w:left="120"/>
             </w:pPr>
-            <w:hyperlink w:history="1" r:id="rId1n_iamgy7ixdr1sv6dv7e">
+            <w:hyperlink w:history="1" r:id="rIdz8l5eirgntrysm1itzrbt">
               <w:r>
                 <w:rPr>
                   <w:rFonts w:ascii="Arial" w:cs="Arial" w:eastAsia="Arial" w:hAnsi="Arial"/>
@@ -17232,7 +17232,7 @@
               <w:spacing w:after="10" w:before="0"/>
               <w:ind w:left="120"/>
             </w:pPr>
-            <w:hyperlink w:history="1" r:id="rIdanwp4tmtiytjhzfotk45p">
+            <w:hyperlink w:history="1" r:id="rIdmv5hjseysk_5ddxm_mgfd">
               <w:r>
                 <w:rPr>
                   <w:rFonts w:ascii="Arial" w:cs="Arial" w:eastAsia="Arial" w:hAnsi="Arial"/>
@@ -17309,7 +17309,7 @@
               <w:spacing w:after="10" w:before="0"/>
               <w:ind w:left="120"/>
             </w:pPr>
-            <w:hyperlink w:history="1" r:id="rIdrjesghopy6zrb4kfil-9f">
+            <w:hyperlink w:history="1" r:id="rIddqunhsvltkuhfv7au7bvp">
               <w:r>
                 <w:rPr>
                   <w:rFonts w:ascii="Arial" w:cs="Arial" w:eastAsia="Arial" w:hAnsi="Arial"/>
@@ -17541,7 +17541,7 @@
               <w:spacing w:after="10" w:before="0"/>
               <w:ind w:left="120"/>
             </w:pPr>
-            <w:hyperlink w:history="1" r:id="rIdzbdgeqph7cen2rkobq6xm">
+            <w:hyperlink w:history="1" r:id="rIdrxhsywskzrawwzimnf5c0">
               <w:r>
                 <w:rPr>
                   <w:rFonts w:ascii="Arial" w:cs="Arial" w:eastAsia="Arial" w:hAnsi="Arial"/>
@@ -17618,7 +17618,7 @@
               <w:spacing w:after="10" w:before="0"/>
               <w:ind w:left="120"/>
             </w:pPr>
-            <w:hyperlink w:history="1" r:id="rIdaaj-kdu2iu3oxu0pacage">
+            <w:hyperlink w:history="1" r:id="rIdke8h1nucwbzrhlefga7ge">
               <w:r>
                 <w:rPr>
                   <w:rFonts w:ascii="Arial" w:cs="Arial" w:eastAsia="Arial" w:hAnsi="Arial"/>
@@ -18258,7 +18258,7 @@
         </w:rPr>
         <w:t xml:space="preserve">© 2026 SeaVuria and ARES. Aligned with KICD objectives. Developed by SeaVuria; technical implementation by ARES (with AI assistance from Claude). Licensed under </w:t>
       </w:r>
-      <w:hyperlink w:history="1" r:id="rIdvlhx3jogyr3abpc3rdkya">
+      <w:hyperlink w:history="1" r:id="rIdsqolnjd01f5pdltl8tv_1">
         <w:r>
           <w:rPr>
             <w:rFonts w:ascii="Arial" w:cs="Arial" w:eastAsia="Arial" w:hAnsi="Arial"/>
@@ -18279,7 +18279,7 @@
         </w:rPr>
         <w:t xml:space="preserve"> (</w:t>
       </w:r>
-      <w:hyperlink w:history="1" r:id="rId-dfk1vdoxp4wcclw6r-ev">
+      <w:hyperlink w:history="1" r:id="rIdxwlcycvgdjqfr-c_dbi1n">
         <w:r>
           <w:rPr>
             <w:rFonts w:ascii="Arial" w:cs="Arial" w:eastAsia="Arial" w:hAnsi="Arial"/>
@@ -19336,7 +19336,7 @@
               <w:spacing w:after="10" w:before="0"/>
               <w:ind w:left="120"/>
             </w:pPr>
-            <w:hyperlink w:history="1" r:id="rIdtv7sdgu9tf0gncbjw-jpp">
+            <w:hyperlink w:history="1" r:id="rIddstc_jfnzvfe4d4du302w">
               <w:r>
                 <w:rPr>
                   <w:rFonts w:ascii="Arial" w:cs="Arial" w:eastAsia="Arial" w:hAnsi="Arial"/>
@@ -19413,7 +19413,7 @@
               <w:spacing w:after="10" w:before="0"/>
               <w:ind w:left="120"/>
             </w:pPr>
-            <w:hyperlink w:history="1" r:id="rIdfl-vcobaghyvp0_uphbxm">
+            <w:hyperlink w:history="1" r:id="rIdb6nz3ylf6sgovspi1blwo">
               <w:r>
                 <w:rPr>
                   <w:rFonts w:ascii="Arial" w:cs="Arial" w:eastAsia="Arial" w:hAnsi="Arial"/>
@@ -19645,7 +19645,7 @@
               <w:spacing w:after="10" w:before="0"/>
               <w:ind w:left="120"/>
             </w:pPr>
-            <w:hyperlink w:history="1" r:id="rIddwza2skn09nhtfwqtyhoe">
+            <w:hyperlink w:history="1" r:id="rIdegakwf0gg5ir-gue5npwi">
               <w:r>
                 <w:rPr>
                   <w:rFonts w:ascii="Arial" w:cs="Arial" w:eastAsia="Arial" w:hAnsi="Arial"/>
@@ -19722,7 +19722,7 @@
               <w:spacing w:after="10" w:before="0"/>
               <w:ind w:left="120"/>
             </w:pPr>
-            <w:hyperlink w:history="1" r:id="rIdvwpqjywv_xqzntgb6kwc3">
+            <w:hyperlink w:history="1" r:id="rId9nwqighsvjehiwxaxwfqe">
               <w:r>
                 <w:rPr>
                   <w:rFonts w:ascii="Arial" w:cs="Arial" w:eastAsia="Arial" w:hAnsi="Arial"/>
@@ -19954,7 +19954,7 @@
               <w:spacing w:after="10" w:before="0"/>
               <w:ind w:left="120"/>
             </w:pPr>
-            <w:hyperlink w:history="1" r:id="rId8u5nydr_nry0qhjmz1zbb">
+            <w:hyperlink w:history="1" r:id="rId28vjpcrqgazejidwdfrgi">
               <w:r>
                 <w:rPr>
                   <w:rFonts w:ascii="Arial" w:cs="Arial" w:eastAsia="Arial" w:hAnsi="Arial"/>
@@ -20031,7 +20031,7 @@
               <w:spacing w:after="10" w:before="0"/>
               <w:ind w:left="120"/>
             </w:pPr>
-            <w:hyperlink w:history="1" r:id="rIdxvsntqaplohgeujhqwpmt">
+            <w:hyperlink w:history="1" r:id="rIdhdk4kvmrfvc9jjy46uoly">
               <w:r>
                 <w:rPr>
                   <w:rFonts w:ascii="Arial" w:cs="Arial" w:eastAsia="Arial" w:hAnsi="Arial"/>
@@ -20263,7 +20263,7 @@
               <w:spacing w:after="10" w:before="0"/>
               <w:ind w:left="120"/>
             </w:pPr>
-            <w:hyperlink w:history="1" r:id="rIde5o5snhtvq5wajndcguql">
+            <w:hyperlink w:history="1" r:id="rIdy55lsxfm8fnkoubadkryz">
               <w:r>
                 <w:rPr>
                   <w:rFonts w:ascii="Arial" w:cs="Arial" w:eastAsia="Arial" w:hAnsi="Arial"/>
@@ -20340,7 +20340,7 @@
               <w:spacing w:after="10" w:before="0"/>
               <w:ind w:left="120"/>
             </w:pPr>
-            <w:hyperlink w:history="1" r:id="rIdyayez-vcqt3mh2amqavpl">
+            <w:hyperlink w:history="1" r:id="rIdnifdw7ka4qtnv2zy9kr3q">
               <w:r>
                 <w:rPr>
                   <w:rFonts w:ascii="Arial" w:cs="Arial" w:eastAsia="Arial" w:hAnsi="Arial"/>
@@ -20572,7 +20572,7 @@
               <w:spacing w:after="10" w:before="0"/>
               <w:ind w:left="120"/>
             </w:pPr>
-            <w:hyperlink w:history="1" r:id="rIdfvoej7wscxnl9vwup3c0z">
+            <w:hyperlink w:history="1" r:id="rIdn51o3pbgoictiewpxt5l3">
               <w:r>
                 <w:rPr>
                   <w:rFonts w:ascii="Arial" w:cs="Arial" w:eastAsia="Arial" w:hAnsi="Arial"/>
@@ -20649,7 +20649,7 @@
               <w:spacing w:after="10" w:before="0"/>
               <w:ind w:left="120"/>
             </w:pPr>
-            <w:hyperlink w:history="1" r:id="rId-p2qbqssarg65wa1bj_pn">
+            <w:hyperlink w:history="1" r:id="rIdgdrh0wykkefx6mphgrhr3">
               <w:r>
                 <w:rPr>
                   <w:rFonts w:ascii="Arial" w:cs="Arial" w:eastAsia="Arial" w:hAnsi="Arial"/>
@@ -21189,7 +21189,7 @@
         </w:rPr>
         <w:t xml:space="preserve">© 2026 SeaVuria and ARES. Aligned with KICD objectives. Developed by SeaVuria; technical implementation by ARES (with AI assistance from Claude). Licensed under </w:t>
       </w:r>
-      <w:hyperlink w:history="1" r:id="rIdhfwgeebw1pwazutco09ef">
+      <w:hyperlink w:history="1" r:id="rIdyclp4wwywlion5ibxnq9y">
         <w:r>
           <w:rPr>
             <w:rFonts w:ascii="Arial" w:cs="Arial" w:eastAsia="Arial" w:hAnsi="Arial"/>
@@ -21210,7 +21210,7 @@
         </w:rPr>
         <w:t xml:space="preserve"> (</w:t>
       </w:r>
-      <w:hyperlink w:history="1" r:id="rIde-7iw1jsvoftwfryowwmq">
+      <w:hyperlink w:history="1" r:id="rIdke6hdya9xu87d4zidoo-j">
         <w:r>
           <w:rPr>
             <w:rFonts w:ascii="Arial" w:cs="Arial" w:eastAsia="Arial" w:hAnsi="Arial"/>
@@ -22267,7 +22267,7 @@
               <w:spacing w:after="10" w:before="0"/>
               <w:ind w:left="120"/>
             </w:pPr>
-            <w:hyperlink w:history="1" r:id="rIdpd4yc9bu6bmn47_--os-1">
+            <w:hyperlink w:history="1" r:id="rId4reqrwd8krlxxps2ug8jq">
               <w:r>
                 <w:rPr>
                   <w:rFonts w:ascii="Arial" w:cs="Arial" w:eastAsia="Arial" w:hAnsi="Arial"/>
@@ -22344,7 +22344,7 @@
               <w:spacing w:after="10" w:before="0"/>
               <w:ind w:left="120"/>
             </w:pPr>
-            <w:hyperlink w:history="1" r:id="rIdbhs9v-yi8i2mo--xvt0jf">
+            <w:hyperlink w:history="1" r:id="rIda1-pbc3xs2zwfkpirtvz1">
               <w:r>
                 <w:rPr>
                   <w:rFonts w:ascii="Arial" w:cs="Arial" w:eastAsia="Arial" w:hAnsi="Arial"/>
@@ -22576,7 +22576,7 @@
               <w:spacing w:after="10" w:before="0"/>
               <w:ind w:left="120"/>
             </w:pPr>
-            <w:hyperlink w:history="1" r:id="rIdrtv04eiwbdiap-xcyc1b4">
+            <w:hyperlink w:history="1" r:id="rIddeqtyudj-_ra2gwme07dm">
               <w:r>
                 <w:rPr>
                   <w:rFonts w:ascii="Arial" w:cs="Arial" w:eastAsia="Arial" w:hAnsi="Arial"/>
@@ -22653,7 +22653,7 @@
               <w:spacing w:after="10" w:before="0"/>
               <w:ind w:left="120"/>
             </w:pPr>
-            <w:hyperlink w:history="1" r:id="rIdm5ciyhadjrczea2pdnz-u">
+            <w:hyperlink w:history="1" r:id="rIdvtmpep7zxlp0rl9yj2qxu">
               <w:r>
                 <w:rPr>
                   <w:rFonts w:ascii="Arial" w:cs="Arial" w:eastAsia="Arial" w:hAnsi="Arial"/>
@@ -22885,7 +22885,7 @@
               <w:spacing w:after="10" w:before="0"/>
               <w:ind w:left="120"/>
             </w:pPr>
-            <w:hyperlink w:history="1" r:id="rIdyrv6buk3ax-hurx0x-dwq">
+            <w:hyperlink w:history="1" r:id="rIdldqyshz33nlltqb60uyen">
               <w:r>
                 <w:rPr>
                   <w:rFonts w:ascii="Arial" w:cs="Arial" w:eastAsia="Arial" w:hAnsi="Arial"/>
@@ -22962,7 +22962,7 @@
               <w:spacing w:after="10" w:before="0"/>
               <w:ind w:left="120"/>
             </w:pPr>
-            <w:hyperlink w:history="1" r:id="rId7k8mm-3id2bsmig0qwypt">
+            <w:hyperlink w:history="1" r:id="rIdzxlyyhzqvxhzldzoj7na0">
               <w:r>
                 <w:rPr>
                   <w:rFonts w:ascii="Arial" w:cs="Arial" w:eastAsia="Arial" w:hAnsi="Arial"/>
@@ -23194,7 +23194,7 @@
               <w:spacing w:after="10" w:before="0"/>
               <w:ind w:left="120"/>
             </w:pPr>
-            <w:hyperlink w:history="1" r:id="rIdr7cuc_esr8vzvkmv_tfvg">
+            <w:hyperlink w:history="1" r:id="rId77gqxmygeciqkwz_onrms">
               <w:r>
                 <w:rPr>
                   <w:rFonts w:ascii="Arial" w:cs="Arial" w:eastAsia="Arial" w:hAnsi="Arial"/>
@@ -23271,7 +23271,7 @@
               <w:spacing w:after="10" w:before="0"/>
               <w:ind w:left="120"/>
             </w:pPr>
-            <w:hyperlink w:history="1" r:id="rIdvowiiq3aru9tcsq7f0k2v">
+            <w:hyperlink w:history="1" r:id="rIdq08tljf07tw5ep0fqi3xq">
               <w:r>
                 <w:rPr>
                   <w:rFonts w:ascii="Arial" w:cs="Arial" w:eastAsia="Arial" w:hAnsi="Arial"/>
@@ -23503,7 +23503,7 @@
               <w:spacing w:after="10" w:before="0"/>
               <w:ind w:left="120"/>
             </w:pPr>
-            <w:hyperlink w:history="1" r:id="rIdlcdfkvnamjhznqzcb0trb">
+            <w:hyperlink w:history="1" r:id="rIdwendiwd4y4fdacobpt4-y">
               <w:r>
                 <w:rPr>
                   <w:rFonts w:ascii="Arial" w:cs="Arial" w:eastAsia="Arial" w:hAnsi="Arial"/>
@@ -23580,7 +23580,7 @@
               <w:spacing w:after="10" w:before="0"/>
               <w:ind w:left="120"/>
             </w:pPr>
-            <w:hyperlink w:history="1" r:id="rIdqubr58pa0oixdhu0nrtaa">
+            <w:hyperlink w:history="1" r:id="rIdxo82amehjv-wlwk0fildg">
               <w:r>
                 <w:rPr>
                   <w:rFonts w:ascii="Arial" w:cs="Arial" w:eastAsia="Arial" w:hAnsi="Arial"/>
@@ -24120,7 +24120,7 @@
         </w:rPr>
         <w:t xml:space="preserve">© 2026 SeaVuria and ARES. Aligned with KICD objectives. Developed by SeaVuria; technical implementation by ARES (with AI assistance from Claude). Licensed under </w:t>
       </w:r>
-      <w:hyperlink w:history="1" r:id="rId5whsyssfmlvygcyqeynjt">
+      <w:hyperlink w:history="1" r:id="rIdqpsv65wukfrjhiq0q29vq">
         <w:r>
           <w:rPr>
             <w:rFonts w:ascii="Arial" w:cs="Arial" w:eastAsia="Arial" w:hAnsi="Arial"/>
@@ -24141,7 +24141,7 @@
         </w:rPr>
         <w:t xml:space="preserve"> (</w:t>
       </w:r>
-      <w:hyperlink w:history="1" r:id="rIdoe8awjgw2zr8nmwdnrnf9">
+      <w:hyperlink w:history="1" r:id="rId0lkx7a7shk-tfmttwjbok">
         <w:r>
           <w:rPr>
             <w:rFonts w:ascii="Arial" w:cs="Arial" w:eastAsia="Arial" w:hAnsi="Arial"/>
@@ -25181,7 +25181,7 @@
             <w:pPr>
               <w:spacing w:after="20" w:before="0"/>
             </w:pPr>
-            <w:hyperlink w:history="1" r:id="rId9cerp_defsrldxhxlxu8l">
+            <w:hyperlink w:history="1" r:id="rId2pu4y3wczp1jfjtys1xcu">
               <w:r>
                 <w:rPr>
                   <w:rFonts w:ascii="Arial" w:cs="Arial" w:eastAsia="Arial" w:hAnsi="Arial"/>
@@ -25230,7 +25230,7 @@
               <w:spacing w:after="10" w:before="0"/>
               <w:ind w:left="120"/>
             </w:pPr>
-            <w:hyperlink w:history="1" r:id="rIdw3hqlbkovym06avilqfln">
+            <w:hyperlink w:history="1" r:id="rIdaba8txydl97_knri9ob1c">
               <w:r>
                 <w:rPr>
                   <w:rFonts w:ascii="Arial" w:cs="Arial" w:eastAsia="Arial" w:hAnsi="Arial"/>
@@ -25275,7 +25275,7 @@
             <w:pPr>
               <w:spacing w:after="20" w:before="0"/>
             </w:pPr>
-            <w:hyperlink w:history="1" r:id="rIdfbe1ncg4ikubqkhcg1_n5">
+            <w:hyperlink w:history="1" r:id="rIdf2cfbtpa68cjaflbxno60">
               <w:r>
                 <w:rPr>
                   <w:rFonts w:ascii="Arial" w:cs="Arial" w:eastAsia="Arial" w:hAnsi="Arial"/>
@@ -25308,7 +25308,7 @@
               <w:spacing w:after="10" w:before="0"/>
               <w:ind w:left="120"/>
             </w:pPr>
-            <w:hyperlink w:history="1" r:id="rIdg_rbien7chm9pt5jaop5o">
+            <w:hyperlink w:history="1" r:id="rIdmfbl0n7xkfkignnnmtmi8">
               <w:r>
                 <w:rPr>
                   <w:rFonts w:ascii="Arial" w:cs="Arial" w:eastAsia="Arial" w:hAnsi="Arial"/>
@@ -25508,7 +25508,7 @@
             <w:pPr>
               <w:spacing w:after="20" w:before="0"/>
             </w:pPr>
-            <w:hyperlink w:history="1" r:id="rIdiv65su_l_w5xrvdvjcyfn">
+            <w:hyperlink w:history="1" r:id="rIdlj1xx2e5qxlk5vufuffoq">
               <w:r>
                 <w:rPr>
                   <w:rFonts w:ascii="Arial" w:cs="Arial" w:eastAsia="Arial" w:hAnsi="Arial"/>
@@ -25557,7 +25557,7 @@
               <w:spacing w:after="10" w:before="0"/>
               <w:ind w:left="120"/>
             </w:pPr>
-            <w:hyperlink w:history="1" r:id="rIdjgrqfnssusfrhi7s5lhbg">
+            <w:hyperlink w:history="1" r:id="rIdyg3fjyfmscsgpqtu_j0cd">
               <w:r>
                 <w:rPr>
                   <w:rFonts w:ascii="Arial" w:cs="Arial" w:eastAsia="Arial" w:hAnsi="Arial"/>
@@ -25602,7 +25602,7 @@
             <w:pPr>
               <w:spacing w:after="20" w:before="0"/>
             </w:pPr>
-            <w:hyperlink w:history="1" r:id="rIdi_2ocgv_m_uizb7yfnhxq">
+            <w:hyperlink w:history="1" r:id="rId5nhppluiwtyjl99n0bvuj">
               <w:r>
                 <w:rPr>
                   <w:rFonts w:ascii="Arial" w:cs="Arial" w:eastAsia="Arial" w:hAnsi="Arial"/>
@@ -25635,7 +25635,7 @@
               <w:spacing w:after="10" w:before="0"/>
               <w:ind w:left="120"/>
             </w:pPr>
-            <w:hyperlink w:history="1" r:id="rIdxdoyqpjspjn3qktvfoqwq">
+            <w:hyperlink w:history="1" r:id="rId2yku5gonvl8dc0rnkydjg">
               <w:r>
                 <w:rPr>
                   <w:rFonts w:ascii="Arial" w:cs="Arial" w:eastAsia="Arial" w:hAnsi="Arial"/>
@@ -25835,7 +25835,7 @@
             <w:pPr>
               <w:spacing w:after="20" w:before="0"/>
             </w:pPr>
-            <w:hyperlink w:history="1" r:id="rIdauirci7j2dx2p8j9zer13">
+            <w:hyperlink w:history="1" r:id="rIdhb_fqvcutvlcqpttqzkh9">
               <w:r>
                 <w:rPr>
                   <w:rFonts w:ascii="Arial" w:cs="Arial" w:eastAsia="Arial" w:hAnsi="Arial"/>
@@ -25884,7 +25884,7 @@
               <w:spacing w:after="10" w:before="0"/>
               <w:ind w:left="120"/>
             </w:pPr>
-            <w:hyperlink w:history="1" r:id="rIdb0y7esadfgaq2hgssvv2p">
+            <w:hyperlink w:history="1" r:id="rIdopfi5wufc_tmbel9ar5o_">
               <w:r>
                 <w:rPr>
                   <w:rFonts w:ascii="Arial" w:cs="Arial" w:eastAsia="Arial" w:hAnsi="Arial"/>
@@ -25929,7 +25929,7 @@
             <w:pPr>
               <w:spacing w:after="20" w:before="0"/>
             </w:pPr>
-            <w:hyperlink w:history="1" r:id="rId1uf2tp68g9i2xzm_yqpju">
+            <w:hyperlink w:history="1" r:id="rIdafs6rm2zw7ofklwnpwjg4">
               <w:r>
                 <w:rPr>
                   <w:rFonts w:ascii="Arial" w:cs="Arial" w:eastAsia="Arial" w:hAnsi="Arial"/>
@@ -25962,7 +25962,7 @@
               <w:spacing w:after="10" w:before="0"/>
               <w:ind w:left="120"/>
             </w:pPr>
-            <w:hyperlink w:history="1" r:id="rIdqhivhkmzbcbh_p-dbkkyu">
+            <w:hyperlink w:history="1" r:id="rIdzxglo_dpkujocaej9gge-">
               <w:r>
                 <w:rPr>
                   <w:rFonts w:ascii="Arial" w:cs="Arial" w:eastAsia="Arial" w:hAnsi="Arial"/>
@@ -26162,7 +26162,7 @@
             <w:pPr>
               <w:spacing w:after="20" w:before="0"/>
             </w:pPr>
-            <w:hyperlink w:history="1" r:id="rIdhv-ceiz-xpfqof7kagolm">
+            <w:hyperlink w:history="1" r:id="rId74dnaiza0stqmvkyg6m6y">
               <w:r>
                 <w:rPr>
                   <w:rFonts w:ascii="Arial" w:cs="Arial" w:eastAsia="Arial" w:hAnsi="Arial"/>
@@ -26211,7 +26211,7 @@
               <w:spacing w:after="10" w:before="0"/>
               <w:ind w:left="120"/>
             </w:pPr>
-            <w:hyperlink w:history="1" r:id="rIdfw831r7aot-t8agrdyqvx">
+            <w:hyperlink w:history="1" r:id="rId2etxsy3iym_hbs8qgd7ex">
               <w:r>
                 <w:rPr>
                   <w:rFonts w:ascii="Arial" w:cs="Arial" w:eastAsia="Arial" w:hAnsi="Arial"/>
@@ -26256,7 +26256,7 @@
             <w:pPr>
               <w:spacing w:after="20" w:before="0"/>
             </w:pPr>
-            <w:hyperlink w:history="1" r:id="rId5tyf2-s5_s0n9gbu3cm85">
+            <w:hyperlink w:history="1" r:id="rId3iluibbk4rtdfgbirvx2e">
               <w:r>
                 <w:rPr>
                   <w:rFonts w:ascii="Arial" w:cs="Arial" w:eastAsia="Arial" w:hAnsi="Arial"/>
@@ -26289,7 +26289,7 @@
               <w:spacing w:after="10" w:before="0"/>
               <w:ind w:left="120"/>
             </w:pPr>
-            <w:hyperlink w:history="1" r:id="rIds-upahguzzntl74ltavme">
+            <w:hyperlink w:history="1" r:id="rIdad9cih2pnrsstnyvyecra">
               <w:r>
                 <w:rPr>
                   <w:rFonts w:ascii="Arial" w:cs="Arial" w:eastAsia="Arial" w:hAnsi="Arial"/>
@@ -26489,7 +26489,7 @@
             <w:pPr>
               <w:spacing w:after="20" w:before="0"/>
             </w:pPr>
-            <w:hyperlink w:history="1" r:id="rIdcqui4yfke1hw_523h4vss">
+            <w:hyperlink w:history="1" r:id="rIdsnh3calkpfjhxulcstkny">
               <w:r>
                 <w:rPr>
                   <w:rFonts w:ascii="Arial" w:cs="Arial" w:eastAsia="Arial" w:hAnsi="Arial"/>
@@ -26538,7 +26538,7 @@
               <w:spacing w:after="10" w:before="0"/>
               <w:ind w:left="120"/>
             </w:pPr>
-            <w:hyperlink w:history="1" r:id="rIdt-dsulawlm4-newel_qjd">
+            <w:hyperlink w:history="1" r:id="rIdzskvnys9p0inupqkp73ti">
               <w:r>
                 <w:rPr>
                   <w:rFonts w:ascii="Arial" w:cs="Arial" w:eastAsia="Arial" w:hAnsi="Arial"/>
@@ -26583,7 +26583,7 @@
             <w:pPr>
               <w:spacing w:after="20" w:before="0"/>
             </w:pPr>
-            <w:hyperlink w:history="1" r:id="rIdkx4hztufbep02rrj-5va8">
+            <w:hyperlink w:history="1" r:id="rIdd3dl28-1__7loioh9wvq7">
               <w:r>
                 <w:rPr>
                   <w:rFonts w:ascii="Arial" w:cs="Arial" w:eastAsia="Arial" w:hAnsi="Arial"/>
@@ -26632,7 +26632,7 @@
               <w:spacing w:after="10" w:before="0"/>
               <w:ind w:left="120"/>
             </w:pPr>
-            <w:hyperlink w:history="1" r:id="rIdg6vrwpwwowou-xxidgair">
+            <w:hyperlink w:history="1" r:id="rIdbe6beoe9sjp1w2acg80dk">
               <w:r>
                 <w:rPr>
                   <w:rFonts w:ascii="Arial" w:cs="Arial" w:eastAsia="Arial" w:hAnsi="Arial"/>
@@ -27157,7 +27157,7 @@
         </w:rPr>
         <w:t xml:space="preserve">© 2026 SeaVuria and ARES. Aligned with KICD objectives. Developed by SeaVuria; technical implementation by ARES (with AI assistance from Claude). Licensed under </w:t>
       </w:r>
-      <w:hyperlink w:history="1" r:id="rIdbmlkk24vqadv-gak4oya2">
+      <w:hyperlink w:history="1" r:id="rIdfsbt-upixvjiicirrwpmu">
         <w:r>
           <w:rPr>
             <w:rFonts w:ascii="Arial" w:cs="Arial" w:eastAsia="Arial" w:hAnsi="Arial"/>
@@ -27178,7 +27178,7 @@
         </w:rPr>
         <w:t xml:space="preserve"> (</w:t>
       </w:r>
-      <w:hyperlink w:history="1" r:id="rIddr99xngknwk2lovpdf3xg">
+      <w:hyperlink w:history="1" r:id="rIdhn8bfzz029dzgyxiwb7hl">
         <w:r>
           <w:rPr>
             <w:rFonts w:ascii="Arial" w:cs="Arial" w:eastAsia="Arial" w:hAnsi="Arial"/>
@@ -28218,7 +28218,7 @@
             <w:pPr>
               <w:spacing w:after="20" w:before="0"/>
             </w:pPr>
-            <w:hyperlink w:history="1" r:id="rIdsgh9pk-elq_dyycy0dbpo">
+            <w:hyperlink w:history="1" r:id="rIdmnstvsazxs_wtbllbjbgp">
               <w:r>
                 <w:rPr>
                   <w:rFonts w:ascii="Arial" w:cs="Arial" w:eastAsia="Arial" w:hAnsi="Arial"/>
@@ -28251,7 +28251,7 @@
               <w:spacing w:after="10" w:before="0"/>
               <w:ind w:left="120"/>
             </w:pPr>
-            <w:hyperlink w:history="1" r:id="rIdeqmj8fbqcya4_bf3niw3e">
+            <w:hyperlink w:history="1" r:id="rIdutcflemlbrwrdigskhjkp">
               <w:r>
                 <w:rPr>
                   <w:rFonts w:ascii="Arial" w:cs="Arial" w:eastAsia="Arial" w:hAnsi="Arial"/>
@@ -28313,7 +28313,7 @@
               <w:spacing w:after="10" w:before="0"/>
               <w:ind w:left="120"/>
             </w:pPr>
-            <w:hyperlink w:history="1" r:id="rIdh3dgcqbvovkeaf8dbobod">
+            <w:hyperlink w:history="1" r:id="rIdb2tg5oon3rnl7bclhyb5y">
               <w:r>
                 <w:rPr>
                   <w:rFonts w:ascii="Arial" w:cs="Arial" w:eastAsia="Arial" w:hAnsi="Arial"/>
@@ -28528,7 +28528,7 @@
             <w:pPr>
               <w:spacing w:after="20" w:before="0"/>
             </w:pPr>
-            <w:hyperlink w:history="1" r:id="rIdghzwenqhiixbckbhddabn">
+            <w:hyperlink w:history="1" r:id="rId2c7smztmr0njjxjazflez">
               <w:r>
                 <w:rPr>
                   <w:rFonts w:ascii="Arial" w:cs="Arial" w:eastAsia="Arial" w:hAnsi="Arial"/>
@@ -28561,7 +28561,7 @@
               <w:spacing w:after="10" w:before="0"/>
               <w:ind w:left="120"/>
             </w:pPr>
-            <w:hyperlink w:history="1" r:id="rIdfcdl7hcfbbabsyxy0j_bb">
+            <w:hyperlink w:history="1" r:id="rIdpdfcdbzitybbsrwuuky4p">
               <w:r>
                 <w:rPr>
                   <w:rFonts w:ascii="Arial" w:cs="Arial" w:eastAsia="Arial" w:hAnsi="Arial"/>
@@ -28623,7 +28623,7 @@
               <w:spacing w:after="10" w:before="0"/>
               <w:ind w:left="120"/>
             </w:pPr>
-            <w:hyperlink w:history="1" r:id="rIdczpegtn4uhdetfy2qk1-f">
+            <w:hyperlink w:history="1" r:id="rId_vs57ykod_f6ciubm52pa">
               <w:r>
                 <w:rPr>
                   <w:rFonts w:ascii="Arial" w:cs="Arial" w:eastAsia="Arial" w:hAnsi="Arial"/>
@@ -28838,7 +28838,7 @@
             <w:pPr>
               <w:spacing w:after="20" w:before="0"/>
             </w:pPr>
-            <w:hyperlink w:history="1" r:id="rIdbzglo3nqb8k711gt1mhfz">
+            <w:hyperlink w:history="1" r:id="rIde3hemcd3ld_k6bzt05by4">
               <w:r>
                 <w:rPr>
                   <w:rFonts w:ascii="Arial" w:cs="Arial" w:eastAsia="Arial" w:hAnsi="Arial"/>
@@ -28871,7 +28871,7 @@
               <w:spacing w:after="10" w:before="0"/>
               <w:ind w:left="120"/>
             </w:pPr>
-            <w:hyperlink w:history="1" r:id="rIdk26jywa0f_zafnydkqkmc">
+            <w:hyperlink w:history="1" r:id="rIdagw38nt8rtdqhuuyxd5uz">
               <w:r>
                 <w:rPr>
                   <w:rFonts w:ascii="Arial" w:cs="Arial" w:eastAsia="Arial" w:hAnsi="Arial"/>
@@ -28933,7 +28933,7 @@
               <w:spacing w:after="10" w:before="0"/>
               <w:ind w:left="120"/>
             </w:pPr>
-            <w:hyperlink w:history="1" r:id="rId0u6ui1su1jwbcgxstxadi">
+            <w:hyperlink w:history="1" r:id="rIdrikrrevvkif51vqvii0vx">
               <w:r>
                 <w:rPr>
                   <w:rFonts w:ascii="Arial" w:cs="Arial" w:eastAsia="Arial" w:hAnsi="Arial"/>
@@ -29148,7 +29148,7 @@
             <w:pPr>
               <w:spacing w:after="20" w:before="0"/>
             </w:pPr>
-            <w:hyperlink w:history="1" r:id="rId3ilvo4qlwxtpc7irp3jin">
+            <w:hyperlink w:history="1" r:id="rIdstcmi3y8ey6eiapdj-oja">
               <w:r>
                 <w:rPr>
                   <w:rFonts w:ascii="Arial" w:cs="Arial" w:eastAsia="Arial" w:hAnsi="Arial"/>
@@ -29181,7 +29181,7 @@
               <w:spacing w:after="10" w:before="0"/>
               <w:ind w:left="120"/>
             </w:pPr>
-            <w:hyperlink w:history="1" r:id="rId4tmfxiufi70e2xj8tvlaz">
+            <w:hyperlink w:history="1" r:id="rIdgzmuezgf32ezabfffrl7e">
               <w:r>
                 <w:rPr>
                   <w:rFonts w:ascii="Arial" w:cs="Arial" w:eastAsia="Arial" w:hAnsi="Arial"/>
@@ -29243,7 +29243,7 @@
               <w:spacing w:after="10" w:before="0"/>
               <w:ind w:left="120"/>
             </w:pPr>
-            <w:hyperlink w:history="1" r:id="rIdke2y2z2b_e9clb1c6qnz0">
+            <w:hyperlink w:history="1" r:id="rIdkyt-ksiftz-q1vt8diyqb">
               <w:r>
                 <w:rPr>
                   <w:rFonts w:ascii="Arial" w:cs="Arial" w:eastAsia="Arial" w:hAnsi="Arial"/>
@@ -29458,7 +29458,7 @@
             <w:pPr>
               <w:spacing w:after="20" w:before="0"/>
             </w:pPr>
-            <w:hyperlink w:history="1" r:id="rId8trdz_jx0g7efhcno8drp">
+            <w:hyperlink w:history="1" r:id="rIdchlkngpxzmbtrqts6gkdt">
               <w:r>
                 <w:rPr>
                   <w:rFonts w:ascii="Arial" w:cs="Arial" w:eastAsia="Arial" w:hAnsi="Arial"/>
@@ -29507,7 +29507,7 @@
               <w:spacing w:after="10" w:before="0"/>
               <w:ind w:left="120"/>
             </w:pPr>
-            <w:hyperlink w:history="1" r:id="rIdysxobdg3wsg88oioxqlvu">
+            <w:hyperlink w:history="1" r:id="rIdwasm5zquf8zs4em-nkivn">
               <w:r>
                 <w:rPr>
                   <w:rFonts w:ascii="Arial" w:cs="Arial" w:eastAsia="Arial" w:hAnsi="Arial"/>
@@ -29569,7 +29569,7 @@
               <w:spacing w:after="10" w:before="0"/>
               <w:ind w:left="120"/>
             </w:pPr>
-            <w:hyperlink w:history="1" r:id="rIdbxpyodz06ytrulwos-hkx">
+            <w:hyperlink w:history="1" r:id="rIdy_2cdbg9ssjwy_cboxvv0">
               <w:r>
                 <w:rPr>
                   <w:rFonts w:ascii="Arial" w:cs="Arial" w:eastAsia="Arial" w:hAnsi="Arial"/>
@@ -30209,7 +30209,7 @@
         </w:rPr>
         <w:t xml:space="preserve">© 2026 SeaVuria and ARES. Aligned with KICD objectives. Developed by SeaVuria; technical implementation by ARES (with AI assistance from Claude). Licensed under </w:t>
       </w:r>
-      <w:hyperlink w:history="1" r:id="rIdei-3hfqwm-kjmwesnybhi">
+      <w:hyperlink w:history="1" r:id="rIdhcqyndhzsow4iwwcha-ci">
         <w:r>
           <w:rPr>
             <w:rFonts w:ascii="Arial" w:cs="Arial" w:eastAsia="Arial" w:hAnsi="Arial"/>
@@ -30230,7 +30230,7 @@
         </w:rPr>
         <w:t xml:space="preserve"> (</w:t>
       </w:r>
-      <w:hyperlink w:history="1" r:id="rIdacetlzvwkkcw1gw10yne-">
+      <w:hyperlink w:history="1" r:id="rIdj7sezfzvppstsc-7_licv">
         <w:r>
           <w:rPr>
             <w:rFonts w:ascii="Arial" w:cs="Arial" w:eastAsia="Arial" w:hAnsi="Arial"/>
@@ -31287,7 +31287,7 @@
               <w:spacing w:after="10" w:before="0"/>
               <w:ind w:left="120"/>
             </w:pPr>
-            <w:hyperlink w:history="1" r:id="rIdy2rarvb9vaaaxntqzkfe9">
+            <w:hyperlink w:history="1" r:id="rIdyf_w2w_vmfw08ebjp-qgi">
               <w:r>
                 <w:rPr>
                   <w:rFonts w:ascii="Arial" w:cs="Arial" w:eastAsia="Arial" w:hAnsi="Arial"/>
@@ -31364,7 +31364,7 @@
               <w:spacing w:after="10" w:before="0"/>
               <w:ind w:left="120"/>
             </w:pPr>
-            <w:hyperlink w:history="1" r:id="rIdzt0i8vnkbda-bpmcpjcpb">
+            <w:hyperlink w:history="1" r:id="rId6asccnkjs5_hfe3b-evqd">
               <w:r>
                 <w:rPr>
                   <w:rFonts w:ascii="Arial" w:cs="Arial" w:eastAsia="Arial" w:hAnsi="Arial"/>
@@ -31596,7 +31596,7 @@
               <w:spacing w:after="10" w:before="0"/>
               <w:ind w:left="120"/>
             </w:pPr>
-            <w:hyperlink w:history="1" r:id="rIdy1e64auepanbhfbmupr3k">
+            <w:hyperlink w:history="1" r:id="rIdvmvp0hbjlet1xlc--pi3a">
               <w:r>
                 <w:rPr>
                   <w:rFonts w:ascii="Arial" w:cs="Arial" w:eastAsia="Arial" w:hAnsi="Arial"/>
@@ -31673,7 +31673,7 @@
               <w:spacing w:after="10" w:before="0"/>
               <w:ind w:left="120"/>
             </w:pPr>
-            <w:hyperlink w:history="1" r:id="rIduyhf0tvnsgsdflk6hdaiv">
+            <w:hyperlink w:history="1" r:id="rIdt78grtyg236soreq7nhnh">
               <w:r>
                 <w:rPr>
                   <w:rFonts w:ascii="Arial" w:cs="Arial" w:eastAsia="Arial" w:hAnsi="Arial"/>
@@ -31905,7 +31905,7 @@
               <w:spacing w:after="10" w:before="0"/>
               <w:ind w:left="120"/>
             </w:pPr>
-            <w:hyperlink w:history="1" r:id="rIdoblnhyy8tecbiohcclqiv">
+            <w:hyperlink w:history="1" r:id="rIdoxpmj26saxubnyzh2fdnr">
               <w:r>
                 <w:rPr>
                   <w:rFonts w:ascii="Arial" w:cs="Arial" w:eastAsia="Arial" w:hAnsi="Arial"/>
@@ -31982,7 +31982,7 @@
               <w:spacing w:after="10" w:before="0"/>
               <w:ind w:left="120"/>
             </w:pPr>
-            <w:hyperlink w:history="1" r:id="rIdhaat0rhx2unloox4y1aax">
+            <w:hyperlink w:history="1" r:id="rIdpp2hljzxawqfleh4fafbs">
               <w:r>
                 <w:rPr>
                   <w:rFonts w:ascii="Arial" w:cs="Arial" w:eastAsia="Arial" w:hAnsi="Arial"/>
@@ -32214,7 +32214,7 @@
               <w:spacing w:after="10" w:before="0"/>
               <w:ind w:left="120"/>
             </w:pPr>
-            <w:hyperlink w:history="1" r:id="rIdai1q_igu7bve4bepxs8kx">
+            <w:hyperlink w:history="1" r:id="rIdtv-uxyygkjoyinrbuukge">
               <w:r>
                 <w:rPr>
                   <w:rFonts w:ascii="Arial" w:cs="Arial" w:eastAsia="Arial" w:hAnsi="Arial"/>
@@ -32291,7 +32291,7 @@
               <w:spacing w:after="10" w:before="0"/>
               <w:ind w:left="120"/>
             </w:pPr>
-            <w:hyperlink w:history="1" r:id="rIdq32h_1yuofe6-g9yghf6y">
+            <w:hyperlink w:history="1" r:id="rIdx6siz6zfnnfhbnldaxxwx">
               <w:r>
                 <w:rPr>
                   <w:rFonts w:ascii="Arial" w:cs="Arial" w:eastAsia="Arial" w:hAnsi="Arial"/>
@@ -32523,7 +32523,7 @@
               <w:spacing w:after="10" w:before="0"/>
               <w:ind w:left="120"/>
             </w:pPr>
-            <w:hyperlink w:history="1" r:id="rIdzr_8gmgbkqjuocljqyjlt">
+            <w:hyperlink w:history="1" r:id="rId7ng6dxj4bn_qiby1rkbs1">
               <w:r>
                 <w:rPr>
                   <w:rFonts w:ascii="Arial" w:cs="Arial" w:eastAsia="Arial" w:hAnsi="Arial"/>
@@ -32600,7 +32600,7 @@
               <w:spacing w:after="10" w:before="0"/>
               <w:ind w:left="120"/>
             </w:pPr>
-            <w:hyperlink w:history="1" r:id="rIdahwd68o8zdgstlijuqxji">
+            <w:hyperlink w:history="1" r:id="rIdyupyi1vhi5y7xokerl4y8">
               <w:r>
                 <w:rPr>
                   <w:rFonts w:ascii="Arial" w:cs="Arial" w:eastAsia="Arial" w:hAnsi="Arial"/>
@@ -33140,7 +33140,7 @@
         </w:rPr>
         <w:t xml:space="preserve">© 2026 SeaVuria and ARES. Aligned with KICD objectives. Developed by SeaVuria; technical implementation by ARES (with AI assistance from Claude). Licensed under </w:t>
       </w:r>
-      <w:hyperlink w:history="1" r:id="rIdd_sddoa4hytioz8vyo4y7">
+      <w:hyperlink w:history="1" r:id="rIdv1_prnycemgu0zxxrbqt9">
         <w:r>
           <w:rPr>
             <w:rFonts w:ascii="Arial" w:cs="Arial" w:eastAsia="Arial" w:hAnsi="Arial"/>
@@ -33161,7 +33161,7 @@
         </w:rPr>
         <w:t xml:space="preserve"> (</w:t>
       </w:r>
-      <w:hyperlink w:history="1" r:id="rIdpntr8txdi7srhjgdv6qc-">
+      <w:hyperlink w:history="1" r:id="rIds0n-qacsjdi8mowu6igc2">
         <w:r>
           <w:rPr>
             <w:rFonts w:ascii="Arial" w:cs="Arial" w:eastAsia="Arial" w:hAnsi="Arial"/>
@@ -34218,7 +34218,7 @@
               <w:spacing w:after="10" w:before="0"/>
               <w:ind w:left="120"/>
             </w:pPr>
-            <w:hyperlink w:history="1" r:id="rIdxczmcfulybhaayk5zwhzr">
+            <w:hyperlink w:history="1" r:id="rIdzj9x5alaviloxx_bdt8el">
               <w:r>
                 <w:rPr>
                   <w:rFonts w:ascii="Arial" w:cs="Arial" w:eastAsia="Arial" w:hAnsi="Arial"/>
@@ -34295,7 +34295,7 @@
               <w:spacing w:after="10" w:before="0"/>
               <w:ind w:left="120"/>
             </w:pPr>
-            <w:hyperlink w:history="1" r:id="rId2rsdch4j45qa1l-nceeru">
+            <w:hyperlink w:history="1" r:id="rIdduj40hh90uoi6bjkvbwn9">
               <w:r>
                 <w:rPr>
                   <w:rFonts w:ascii="Arial" w:cs="Arial" w:eastAsia="Arial" w:hAnsi="Arial"/>
@@ -34527,7 +34527,7 @@
               <w:spacing w:after="10" w:before="0"/>
               <w:ind w:left="120"/>
             </w:pPr>
-            <w:hyperlink w:history="1" r:id="rIdlbpwjdbfw4qb7ic1akyob">
+            <w:hyperlink w:history="1" r:id="rIddnydvasutydzvaitqndm5">
               <w:r>
                 <w:rPr>
                   <w:rFonts w:ascii="Arial" w:cs="Arial" w:eastAsia="Arial" w:hAnsi="Arial"/>
@@ -34604,7 +34604,7 @@
               <w:spacing w:after="10" w:before="0"/>
               <w:ind w:left="120"/>
             </w:pPr>
-            <w:hyperlink w:history="1" r:id="rIdmkntk3jbbqfpgcsvfkrms">
+            <w:hyperlink w:history="1" r:id="rIdoenn22c3hmhr6muh8jz1d">
               <w:r>
                 <w:rPr>
                   <w:rFonts w:ascii="Arial" w:cs="Arial" w:eastAsia="Arial" w:hAnsi="Arial"/>
@@ -34836,7 +34836,7 @@
               <w:spacing w:after="10" w:before="0"/>
               <w:ind w:left="120"/>
             </w:pPr>
-            <w:hyperlink w:history="1" r:id="rIdkcy3jdsyr6hfagkllposc">
+            <w:hyperlink w:history="1" r:id="rIddg6cm6tprpz-ra5zdja9m">
               <w:r>
                 <w:rPr>
                   <w:rFonts w:ascii="Arial" w:cs="Arial" w:eastAsia="Arial" w:hAnsi="Arial"/>
@@ -34913,7 +34913,7 @@
               <w:spacing w:after="10" w:before="0"/>
               <w:ind w:left="120"/>
             </w:pPr>
-            <w:hyperlink w:history="1" r:id="rIdcoqlqw7bhtesoofr2fe7m">
+            <w:hyperlink w:history="1" r:id="rIdks1nz8q0onzv-83ybhxua">
               <w:r>
                 <w:rPr>
                   <w:rFonts w:ascii="Arial" w:cs="Arial" w:eastAsia="Arial" w:hAnsi="Arial"/>
@@ -35145,7 +35145,7 @@
               <w:spacing w:after="10" w:before="0"/>
               <w:ind w:left="120"/>
             </w:pPr>
-            <w:hyperlink w:history="1" r:id="rIdrzlkavrw4nqymann6yn3x">
+            <w:hyperlink w:history="1" r:id="rIdxcv_zpk_ef4cx0tdg4pb2">
               <w:r>
                 <w:rPr>
                   <w:rFonts w:ascii="Arial" w:cs="Arial" w:eastAsia="Arial" w:hAnsi="Arial"/>
@@ -35222,7 +35222,7 @@
               <w:spacing w:after="10" w:before="0"/>
               <w:ind w:left="120"/>
             </w:pPr>
-            <w:hyperlink w:history="1" r:id="rIdi_1wf8a9_zwnfzdrqyaq_">
+            <w:hyperlink w:history="1" r:id="rIdhag1uv1b9vlky9khefigm">
               <w:r>
                 <w:rPr>
                   <w:rFonts w:ascii="Arial" w:cs="Arial" w:eastAsia="Arial" w:hAnsi="Arial"/>
@@ -35454,7 +35454,7 @@
               <w:spacing w:after="10" w:before="0"/>
               <w:ind w:left="120"/>
             </w:pPr>
-            <w:hyperlink w:history="1" r:id="rId7gtiv1taf0myvihjquxur">
+            <w:hyperlink w:history="1" r:id="rIdbbptox0tkebxoai3kalyp">
               <w:r>
                 <w:rPr>
                   <w:rFonts w:ascii="Arial" w:cs="Arial" w:eastAsia="Arial" w:hAnsi="Arial"/>
@@ -35531,7 +35531,7 @@
               <w:spacing w:after="10" w:before="0"/>
               <w:ind w:left="120"/>
             </w:pPr>
-            <w:hyperlink w:history="1" r:id="rIdpfnyvgpot2mhfbkioqr7k">
+            <w:hyperlink w:history="1" r:id="rIdoeoza2beg6onofiasrr8a">
               <w:r>
                 <w:rPr>
                   <w:rFonts w:ascii="Arial" w:cs="Arial" w:eastAsia="Arial" w:hAnsi="Arial"/>
@@ -36071,7 +36071,7 @@
         </w:rPr>
         <w:t xml:space="preserve">© 2026 SeaVuria and ARES. Aligned with KICD objectives. Developed by SeaVuria; technical implementation by ARES (with AI assistance from Claude). Licensed under </w:t>
       </w:r>
-      <w:hyperlink w:history="1" r:id="rIdlq7e9bu1sfktlnwm-hbxx">
+      <w:hyperlink w:history="1" r:id="rIdrkkemlue5rkye_jm5h4nd">
         <w:r>
           <w:rPr>
             <w:rFonts w:ascii="Arial" w:cs="Arial" w:eastAsia="Arial" w:hAnsi="Arial"/>
@@ -36092,7 +36092,7 @@
         </w:rPr>
         <w:t xml:space="preserve"> (</w:t>
       </w:r>
-      <w:hyperlink w:history="1" r:id="rIdkac7mj6e3y_fvmqtsogfg">
+      <w:hyperlink w:history="1" r:id="rIdueil9rffxutyuuccn4gat">
         <w:r>
           <w:rPr>
             <w:rFonts w:ascii="Arial" w:cs="Arial" w:eastAsia="Arial" w:hAnsi="Arial"/>
@@ -37132,7 +37132,7 @@
             <w:pPr>
               <w:spacing w:after="20" w:before="0"/>
             </w:pPr>
-            <w:hyperlink w:history="1" r:id="rIdvhm8w2fqloiz2l4ohsnqj">
+            <w:hyperlink w:history="1" r:id="rIdvj-vmj-l3oojnblyka9fy">
               <w:r>
                 <w:rPr>
                   <w:rFonts w:ascii="Arial" w:cs="Arial" w:eastAsia="Arial" w:hAnsi="Arial"/>
@@ -37165,7 +37165,7 @@
               <w:spacing w:after="10" w:before="0"/>
               <w:ind w:left="120"/>
             </w:pPr>
-            <w:hyperlink w:history="1" r:id="rIdqj8wmrb32pxukgvza60dr">
+            <w:hyperlink w:history="1" r:id="rIdgyyyr5wvekpzxt_sgi6ao">
               <w:r>
                 <w:rPr>
                   <w:rFonts w:ascii="Arial" w:cs="Arial" w:eastAsia="Arial" w:hAnsi="Arial"/>
@@ -37210,7 +37210,7 @@
             <w:pPr>
               <w:spacing w:after="20" w:before="0"/>
             </w:pPr>
-            <w:hyperlink w:history="1" r:id="rId82om_gglk_m6vqom78drn">
+            <w:hyperlink w:history="1" r:id="rIdo1yiu5ykgcwtd0ajkcqsh">
               <w:r>
                 <w:rPr>
                   <w:rFonts w:ascii="Arial" w:cs="Arial" w:eastAsia="Arial" w:hAnsi="Arial"/>
@@ -37243,7 +37243,7 @@
               <w:spacing w:after="10" w:before="0"/>
               <w:ind w:left="120"/>
             </w:pPr>
-            <w:hyperlink w:history="1" r:id="rId8o_ualfvdj0s_h3v35uhb">
+            <w:hyperlink w:history="1" r:id="rIdojiqj9edzncn_7qy6nb3x">
               <w:r>
                 <w:rPr>
                   <w:rFonts w:ascii="Arial" w:cs="Arial" w:eastAsia="Arial" w:hAnsi="Arial"/>
@@ -37443,7 +37443,7 @@
             <w:pPr>
               <w:spacing w:after="20" w:before="0"/>
             </w:pPr>
-            <w:hyperlink w:history="1" r:id="rIdnvkhtuxvr3gvz6ag6__-w">
+            <w:hyperlink w:history="1" r:id="rIdxr9uj8gr-jtl769fchlr2">
               <w:r>
                 <w:rPr>
                   <w:rFonts w:ascii="Arial" w:cs="Arial" w:eastAsia="Arial" w:hAnsi="Arial"/>
@@ -37476,7 +37476,7 @@
               <w:spacing w:after="10" w:before="0"/>
               <w:ind w:left="120"/>
             </w:pPr>
-            <w:hyperlink w:history="1" r:id="rId1m8m6dsfpimfsgqe6emld">
+            <w:hyperlink w:history="1" r:id="rId231d5ct_plvjlwpd7mwoy">
               <w:r>
                 <w:rPr>
                   <w:rFonts w:ascii="Arial" w:cs="Arial" w:eastAsia="Arial" w:hAnsi="Arial"/>
@@ -37521,7 +37521,7 @@
             <w:pPr>
               <w:spacing w:after="20" w:before="0"/>
             </w:pPr>
-            <w:hyperlink w:history="1" r:id="rIdms4ctsv6p4cd1cc3hooyz">
+            <w:hyperlink w:history="1" r:id="rIdvejjr2hmxrepwz_8yt71z">
               <w:r>
                 <w:rPr>
                   <w:rFonts w:ascii="Arial" w:cs="Arial" w:eastAsia="Arial" w:hAnsi="Arial"/>
@@ -37554,7 +37554,7 @@
               <w:spacing w:after="10" w:before="0"/>
               <w:ind w:left="120"/>
             </w:pPr>
-            <w:hyperlink w:history="1" r:id="rIdywmpy3wkgmpj7-woxmf7j">
+            <w:hyperlink w:history="1" r:id="rIdz-sppwkvhihtcpcu1qylg">
               <w:r>
                 <w:rPr>
                   <w:rFonts w:ascii="Arial" w:cs="Arial" w:eastAsia="Arial" w:hAnsi="Arial"/>
@@ -37754,7 +37754,7 @@
             <w:pPr>
               <w:spacing w:after="20" w:before="0"/>
             </w:pPr>
-            <w:hyperlink w:history="1" r:id="rId7gpqn2iyb93nglukpzz6f">
+            <w:hyperlink w:history="1" r:id="rIdotozwn3nxluhlrpdnyoeq">
               <w:r>
                 <w:rPr>
                   <w:rFonts w:ascii="Arial" w:cs="Arial" w:eastAsia="Arial" w:hAnsi="Arial"/>
@@ -37787,7 +37787,7 @@
               <w:spacing w:after="10" w:before="0"/>
               <w:ind w:left="120"/>
             </w:pPr>
-            <w:hyperlink w:history="1" r:id="rIdyo21yqfpd4mdgbxl3dyzh">
+            <w:hyperlink w:history="1" r:id="rIdavkzve14kv8e6sjslkogb">
               <w:r>
                 <w:rPr>
                   <w:rFonts w:ascii="Arial" w:cs="Arial" w:eastAsia="Arial" w:hAnsi="Arial"/>
@@ -37832,7 +37832,7 @@
             <w:pPr>
               <w:spacing w:after="20" w:before="0"/>
             </w:pPr>
-            <w:hyperlink w:history="1" r:id="rIdb5dkmhgtk7dwo3mesdd-a">
+            <w:hyperlink w:history="1" r:id="rIdifgw3jp8r0lyyo49y_ei7">
               <w:r>
                 <w:rPr>
                   <w:rFonts w:ascii="Arial" w:cs="Arial" w:eastAsia="Arial" w:hAnsi="Arial"/>
@@ -37865,7 +37865,7 @@
               <w:spacing w:after="10" w:before="0"/>
               <w:ind w:left="120"/>
             </w:pPr>
-            <w:hyperlink w:history="1" r:id="rIdcle-ktebglaewyqv6fzak">
+            <w:hyperlink w:history="1" r:id="rIdtffr6ex4zpwqfddidc8o3">
               <w:r>
                 <w:rPr>
                   <w:rFonts w:ascii="Arial" w:cs="Arial" w:eastAsia="Arial" w:hAnsi="Arial"/>
@@ -38065,7 +38065,7 @@
             <w:pPr>
               <w:spacing w:after="20" w:before="0"/>
             </w:pPr>
-            <w:hyperlink w:history="1" r:id="rIdvgaz2xixxqodxlpiwxroh">
+            <w:hyperlink w:history="1" r:id="rIddr4t1zm57_-lifpni_0tg">
               <w:r>
                 <w:rPr>
                   <w:rFonts w:ascii="Arial" w:cs="Arial" w:eastAsia="Arial" w:hAnsi="Arial"/>
@@ -38098,7 +38098,7 @@
               <w:spacing w:after="10" w:before="0"/>
               <w:ind w:left="120"/>
             </w:pPr>
-            <w:hyperlink w:history="1" r:id="rIdxlzlgagqtf-ksurts8xkk">
+            <w:hyperlink w:history="1" r:id="rIdfjbhh7jbn4fnpbkugmjuc">
               <w:r>
                 <w:rPr>
                   <w:rFonts w:ascii="Arial" w:cs="Arial" w:eastAsia="Arial" w:hAnsi="Arial"/>
@@ -38143,7 +38143,7 @@
             <w:pPr>
               <w:spacing w:after="20" w:before="0"/>
             </w:pPr>
-            <w:hyperlink w:history="1" r:id="rIdf69ojql6zsjjlxsu3tgsb">
+            <w:hyperlink w:history="1" r:id="rIdvqunlxns1-lfzahyq9i6i">
               <w:r>
                 <w:rPr>
                   <w:rFonts w:ascii="Arial" w:cs="Arial" w:eastAsia="Arial" w:hAnsi="Arial"/>
@@ -38176,7 +38176,7 @@
               <w:spacing w:after="10" w:before="0"/>
               <w:ind w:left="120"/>
             </w:pPr>
-            <w:hyperlink w:history="1" r:id="rIdn_hzmwgxjqenevkumznde">
+            <w:hyperlink w:history="1" r:id="rId5t8ruyv_atu_zgfjtglxj">
               <w:r>
                 <w:rPr>
                   <w:rFonts w:ascii="Arial" w:cs="Arial" w:eastAsia="Arial" w:hAnsi="Arial"/>
@@ -38376,7 +38376,7 @@
             <w:pPr>
               <w:spacing w:after="20" w:before="0"/>
             </w:pPr>
-            <w:hyperlink w:history="1" r:id="rIdqywyj9dwxrwisyzf2wnni">
+            <w:hyperlink w:history="1" r:id="rIdjpnwfou0yhywgaia0b5wc">
               <w:r>
                 <w:rPr>
                   <w:rFonts w:ascii="Arial" w:cs="Arial" w:eastAsia="Arial" w:hAnsi="Arial"/>
@@ -38409,7 +38409,7 @@
               <w:spacing w:after="10" w:before="0"/>
               <w:ind w:left="120"/>
             </w:pPr>
-            <w:hyperlink w:history="1" r:id="rIdungi5h1kzbrbq6zymtbdd">
+            <w:hyperlink w:history="1" r:id="rIdfxyaecu9xc1bhe_j1mf5r">
               <w:r>
                 <w:rPr>
                   <w:rFonts w:ascii="Arial" w:cs="Arial" w:eastAsia="Arial" w:hAnsi="Arial"/>
@@ -38454,7 +38454,7 @@
             <w:pPr>
               <w:spacing w:after="20" w:before="0"/>
             </w:pPr>
-            <w:hyperlink w:history="1" r:id="rIdndw5gh98ysitm0uzvoiba">
+            <w:hyperlink w:history="1" r:id="rId98zqxe6gprelsiabrqlzx">
               <w:r>
                 <w:rPr>
                   <w:rFonts w:ascii="Arial" w:cs="Arial" w:eastAsia="Arial" w:hAnsi="Arial"/>
@@ -38503,7 +38503,7 @@
               <w:spacing w:after="10" w:before="0"/>
               <w:ind w:left="120"/>
             </w:pPr>
-            <w:hyperlink w:history="1" r:id="rIdqspfligkcctooz-ifajuy">
+            <w:hyperlink w:history="1" r:id="rIdq7fytgotfhi_eemamm802">
               <w:r>
                 <w:rPr>
                   <w:rFonts w:ascii="Arial" w:cs="Arial" w:eastAsia="Arial" w:hAnsi="Arial"/>
@@ -39268,7 +39268,7 @@
         </w:rPr>
         <w:t xml:space="preserve">© 2026 SeaVuria and ARES. Aligned with KICD objectives. Developed by SeaVuria; technical implementation by ARES (with AI assistance from Claude). Licensed under </w:t>
       </w:r>
-      <w:hyperlink w:history="1" r:id="rIdwujarqdvywacojz4fxgsn">
+      <w:hyperlink w:history="1" r:id="rIdbc3zyzdx07y6hlropguqm">
         <w:r>
           <w:rPr>
             <w:rFonts w:ascii="Arial" w:cs="Arial" w:eastAsia="Arial" w:hAnsi="Arial"/>
@@ -39289,7 +39289,7 @@
         </w:rPr>
         <w:t xml:space="preserve"> (</w:t>
       </w:r>
-      <w:hyperlink w:history="1" r:id="rIdai6xnafq2dyse7fosuguw">
+      <w:hyperlink w:history="1" r:id="rIdcmsbfx63d5nqxds0kdsgf">
         <w:r>
           <w:rPr>
             <w:rFonts w:ascii="Arial" w:cs="Arial" w:eastAsia="Arial" w:hAnsi="Arial"/>
